--- a/resumes/grc-analyst/brian-hannigan-grc-analyst.docx
+++ b/resumes/grc-analyst/brian-hannigan-grc-analyst.docx
@@ -47,7 +47,10 @@
     </w:p>
     <w:p>
       <w:r>
-        <w:t>GRC Analyst specializing in compliance, risk assessments, HIPAA, SOC 2, and NIST alignment.</w:t>
+        <w:rPr>
+          <w:sz w:val="21"/>
+        </w:rPr>
+        <w:t>GRC Analyst and compliance-focused security professional with experience supporting secure deployments, evidence-driven documentation, and risk-aware engineering. Skilled in organizing artifacts, writing clear workpapers, and aligning technical realities to control expectations (HIPAA, NIST-style controls, SOC 2 concepts).</w:t>
       </w:r>
     </w:p>
     <w:p>
@@ -67,7 +70,7 @@
         <w:rPr>
           <w:sz w:val="21"/>
         </w:rPr>
-        <w:t>NIST</w:t>
+        <w:t>GRC: risk assessments, evidence collection, control mapping, gap tracking, remediation planning</w:t>
       </w:r>
     </w:p>
     <w:p>
@@ -78,7 +81,7 @@
         <w:rPr>
           <w:sz w:val="21"/>
         </w:rPr>
-        <w:t>SOC 2</w:t>
+        <w:t>Framework Exposure: HIPAA Security Rule, NIST-style controls, SOC 2 concepts, audit support workflows</w:t>
       </w:r>
     </w:p>
     <w:p>
@@ -89,7 +92,7 @@
         <w:rPr>
           <w:sz w:val="21"/>
         </w:rPr>
-        <w:t>HIPAA</w:t>
+        <w:t>Documentation: policies/procedures support, workpapers, stakeholder interview notes, audit trails</w:t>
       </w:r>
     </w:p>
     <w:p>
@@ -100,7 +103,7 @@
         <w:rPr>
           <w:sz w:val="21"/>
         </w:rPr>
-        <w:t>Risk Assessments</w:t>
+        <w:t>Technical Depth: Windows/Linux basics, secure configuration expectations, vulnerability remediation concepts</w:t>
       </w:r>
     </w:p>
     <w:p>
@@ -111,7 +114,151 @@
         <w:rPr>
           <w:sz w:val="21"/>
         </w:rPr>
-        <w:t>Audit Documentation</w:t>
+        <w:t>Tools: Excel/Sheets tracking, structured templates, repeatable reporting</w:t>
+      </w:r>
+    </w:p>
+    <w:p>
+      <w:r>
+        <w:rPr>
+          <w:b/>
+          <w:sz w:val="23"/>
+        </w:rPr>
+        <w:t>RELEVANT EXPERIENCE (COMPLIANCE + DOCUMENTATION)</w:t>
+      </w:r>
+    </w:p>
+    <w:p>
+      <w:pPr>
+        <w:pStyle w:val="ListBullet"/>
+      </w:pPr>
+      <w:r>
+        <w:rPr>
+          <w:sz w:val="21"/>
+        </w:rPr>
+        <w:t>Secure deployments and compliance-aligned engineering practices in mission-critical environments.</w:t>
+      </w:r>
+    </w:p>
+    <w:p>
+      <w:pPr>
+        <w:pStyle w:val="ListBullet"/>
+      </w:pPr>
+      <w:r>
+        <w:rPr>
+          <w:sz w:val="21"/>
+        </w:rPr>
+        <w:t>Produced SOPs, technical documentation, and sustainment materials that support audit readiness.</w:t>
+      </w:r>
+    </w:p>
+    <w:p>
+      <w:pPr>
+        <w:pStyle w:val="ListBullet"/>
+      </w:pPr>
+      <w:r>
+        <w:rPr>
+          <w:sz w:val="21"/>
+        </w:rPr>
+        <w:t>Supported troubleshooting/remediation workflows to reduce risk and improve reliability.</w:t>
+      </w:r>
+    </w:p>
+    <w:p>
+      <w:r>
+        <w:rPr>
+          <w:b/>
+          <w:sz w:val="23"/>
+        </w:rPr>
+        <w:t>SECURITY &amp; COMPLIANCE FOCUS</w:t>
+      </w:r>
+    </w:p>
+    <w:p>
+      <w:pPr>
+        <w:pStyle w:val="ListBullet"/>
+      </w:pPr>
+      <w:r>
+        <w:rPr>
+          <w:sz w:val="21"/>
+        </w:rPr>
+        <w:t>DISA STIG alignment awareness, vulnerability scanning concepts, secure configuration practices.</w:t>
+      </w:r>
+    </w:p>
+    <w:p>
+      <w:pPr>
+        <w:pStyle w:val="ListBullet"/>
+      </w:pPr>
+      <w:r>
+        <w:rPr>
+          <w:sz w:val="21"/>
+        </w:rPr>
+        <w:t>Evidence organization mindset: inventories, screenshots, logs, configuration baselines, and change tracking.</w:t>
+      </w:r>
+    </w:p>
+    <w:p>
+      <w:r>
+        <w:rPr>
+          <w:b/>
+          <w:sz w:val="23"/>
+        </w:rPr>
+        <w:t>PROJECTS</w:t>
+      </w:r>
+    </w:p>
+    <w:p>
+      <w:pPr>
+        <w:pStyle w:val="ListBullet"/>
+      </w:pPr>
+      <w:r>
+        <w:rPr>
+          <w:sz w:val="21"/>
+        </w:rPr>
+        <w:t>Portable Translator — reliable local services with logging, error handling, and repeatable startup workflows.</w:t>
+      </w:r>
+    </w:p>
+    <w:p>
+      <w:r>
+        <w:rPr>
+          <w:b/>
+          <w:sz w:val="23"/>
+        </w:rPr>
+        <w:t>EDUCATION</w:t>
+      </w:r>
+    </w:p>
+    <w:p>
+      <w:pPr>
+        <w:pStyle w:val="ListBullet"/>
+      </w:pPr>
+      <w:r>
+        <w:rPr>
+          <w:sz w:val="21"/>
+        </w:rPr>
+        <w:t>M.Ed., Special Education — New Jersey City University</w:t>
+      </w:r>
+    </w:p>
+    <w:p>
+      <w:pPr>
+        <w:pStyle w:val="ListBullet"/>
+      </w:pPr>
+      <w:r>
+        <w:rPr>
+          <w:sz w:val="21"/>
+        </w:rPr>
+        <w:t>B.S., Criminal Justice — University of Delaware</w:t>
+      </w:r>
+    </w:p>
+    <w:p>
+      <w:r>
+        <w:rPr>
+          <w:b/>
+          <w:sz w:val="23"/>
+        </w:rPr>
+        <w:t>CERTIFICATIONS &amp; PROFESSIONAL DEVELOPMENT</w:t>
+      </w:r>
+    </w:p>
+    <w:p>
+      <w:pPr>
+        <w:pStyle w:val="ListBullet"/>
+      </w:pPr>
+      <w:r>
+        <w:rPr>
+          <w:sz w:val="21"/>
+        </w:rPr>
+        <w:t>CompTIA Security+ • Active SOC/GRC course progression and portfolio-building</w:t>
       </w:r>
     </w:p>
     <w:sectPr>

--- a/resumes/grc-analyst/brian-hannigan-grc-analyst.docx
+++ b/resumes/grc-analyst/brian-hannigan-grc-analyst.docx
@@ -22,7 +22,7 @@
         <w:rPr>
           <w:sz w:val="21"/>
         </w:rPr>
-        <w:t>Remote | 07876 | (862) 243-1177 | jobshannigan@gmail.com</w:t>
+        <w:t>(862) 243-1177</w:t>
       </w:r>
     </w:p>
     <w:p>
@@ -33,7 +33,29 @@
         <w:rPr>
           <w:sz w:val="21"/>
         </w:rPr>
-        <w:t>LinkedIn: linkedin.com/in/brianjhannigan | GitHub: github.com/brianhannigan</w:t>
+        <w:t>jobshannigan@gmail.com</w:t>
+      </w:r>
+    </w:p>
+    <w:p>
+      <w:pPr>
+        <w:jc w:val="center"/>
+      </w:pPr>
+      <w:r>
+        <w:rPr>
+          <w:sz w:val="21"/>
+        </w:rPr>
+        <w:t>github.com/brianhannigan</w:t>
+      </w:r>
+    </w:p>
+    <w:p>
+      <w:pPr>
+        <w:jc w:val="center"/>
+      </w:pPr>
+      <w:r>
+        <w:rPr>
+          <w:sz w:val="21"/>
+        </w:rPr>
+        <w:t>linkedin.com/in/brianjhannigan</w:t>
       </w:r>
     </w:p>
     <w:p>
@@ -42,24 +64,36 @@
           <w:b/>
           <w:sz w:val="23"/>
         </w:rPr>
-        <w:t>PROFESSIONAL SUMMARY</w:t>
-      </w:r>
-    </w:p>
-    <w:p>
-      <w:r>
-        <w:rPr>
-          <w:sz w:val="21"/>
-        </w:rPr>
-        <w:t>GRC Analyst and compliance-focused security professional with experience supporting secure deployments, evidence-driven documentation, and risk-aware engineering. Skilled in organizing artifacts, writing clear workpapers, and aligning technical realities to control expectations (HIPAA, NIST-style controls, SOC 2 concepts).</w:t>
+        <w:t>EXPERIENCE</w:t>
       </w:r>
     </w:p>
     <w:p>
       <w:r>
         <w:rPr>
           <w:b/>
-          <w:sz w:val="23"/>
+          <w:sz w:val="21"/>
         </w:rPr>
-        <w:t>CORE SKILLS</w:t>
+        <w:t>Company: Log(N) Pacific</w:t>
+        <w:tab/>
+        <w:t>2025 – Present</w:t>
+      </w:r>
+    </w:p>
+    <w:p>
+      <w:r>
+        <w:rPr>
+          <w:b/>
+          <w:sz w:val="21"/>
+        </w:rPr>
+        <w:t>Title: Cyber Security Support Analyst (Vulnerability Management &amp; SecOps Intern)</w:t>
+      </w:r>
+    </w:p>
+    <w:p>
+      <w:r>
+        <w:rPr>
+          <w:b/>
+          <w:sz w:val="21"/>
+        </w:rPr>
+        <w:t>Vulnerability Management:</w:t>
       </w:r>
     </w:p>
     <w:p>
@@ -70,7 +104,7 @@
         <w:rPr>
           <w:sz w:val="21"/>
         </w:rPr>
-        <w:t>GRC: risk assessments, evidence collection, control mapping, gap tracking, remediation planning</w:t>
+        <w:t>Conducted vulnerability scans and provided detailed remediation reports, contributing to a 100% reduction in critical, 90% reduction in high, and 76% reduction in medium vulnerabilities.</w:t>
       </w:r>
     </w:p>
     <w:p>
@@ -81,7 +115,7 @@
         <w:rPr>
           <w:sz w:val="21"/>
         </w:rPr>
-        <w:t>Framework Exposure: HIPAA Security Rule, NIST-style controls, SOC 2 concepts, audit support workflows</w:t>
+        <w:t>Performed vulnerability assessments and risk prioritization using Tenable across Windows and Linux environments.</w:t>
       </w:r>
     </w:p>
     <w:p>
@@ -92,7 +126,7 @@
         <w:rPr>
           <w:sz w:val="21"/>
         </w:rPr>
-        <w:t>Documentation: policies/procedures support, workpapers, stakeholder interview notes, audit trails</w:t>
+        <w:t>Executed secure configurations and compliance audits (DISA STIG) using Tenable to meet industry standards.</w:t>
       </w:r>
     </w:p>
     <w:p>
@@ -103,7 +137,16 @@
         <w:rPr>
           <w:sz w:val="21"/>
         </w:rPr>
-        <w:t>Technical Depth: Windows/Linux basics, secure configuration expectations, vulnerability remediation concepts</w:t>
+        <w:t>Automated remediation processes and STIG implementations using PowerShell to address critical vulnerabilities.</w:t>
+      </w:r>
+    </w:p>
+    <w:p>
+      <w:r>
+        <w:rPr>
+          <w:b/>
+          <w:sz w:val="21"/>
+        </w:rPr>
+        <w:t>Security Operations:</w:t>
       </w:r>
     </w:p>
     <w:p>
@@ -114,16 +157,7 @@
         <w:rPr>
           <w:sz w:val="21"/>
         </w:rPr>
-        <w:t>Tools: Excel/Sheets tracking, structured templates, repeatable reporting</w:t>
-      </w:r>
-    </w:p>
-    <w:p>
-      <w:r>
-        <w:rPr>
-          <w:b/>
-          <w:sz w:val="23"/>
-        </w:rPr>
-        <w:t>RELEVANT EXPERIENCE (COMPLIANCE + DOCUMENTATION)</w:t>
+        <w:t>Performed threat hunting using EDR, identifying indicators of brute force attacks, data exfiltration, and ransomware activity.</w:t>
       </w:r>
     </w:p>
     <w:p>
@@ -134,7 +168,7 @@
         <w:rPr>
           <w:sz w:val="21"/>
         </w:rPr>
-        <w:t>Secure deployments and compliance-aligned engineering practices in mission-critical environments.</w:t>
+        <w:t>Designed and tested advanced threat hunting scenarios for incident response tabletop exercises.</w:t>
       </w:r>
     </w:p>
     <w:p>
@@ -145,7 +179,7 @@
         <w:rPr>
           <w:sz w:val="21"/>
         </w:rPr>
-        <w:t>Produced SOPs, technical documentation, and sustainment materials that support audit readiness.</w:t>
+        <w:t>Developed custom detection rules in Microsoft Defender for Endpoint to automate isolation and investigation of compromised systems.</w:t>
       </w:r>
     </w:p>
     <w:p>
@@ -156,16 +190,7 @@
         <w:rPr>
           <w:sz w:val="21"/>
         </w:rPr>
-        <w:t>Supported troubleshooting/remediation workflows to reduce risk and improve reliability.</w:t>
-      </w:r>
-    </w:p>
-    <w:p>
-      <w:r>
-        <w:rPr>
-          <w:b/>
-          <w:sz w:val="23"/>
-        </w:rPr>
-        <w:t>SECURITY &amp; COMPLIANCE FOCUS</w:t>
+        <w:t>Reduced brute force incidents by 100% by implementing inbound NSG/firewall rules to limit Internet exposure.</w:t>
       </w:r>
     </w:p>
     <w:p>
@@ -176,7 +201,7 @@
         <w:rPr>
           <w:sz w:val="21"/>
         </w:rPr>
-        <w:t>DISA STIG alignment awareness, vulnerability scanning concepts, secure configuration practices.</w:t>
+        <w:t>Created Microsoft Sentinel dashboards to monitor logon failures and malicious traffic using threat intelligence.</w:t>
       </w:r>
     </w:p>
     <w:p>
@@ -187,7 +212,184 @@
         <w:rPr>
           <w:sz w:val="21"/>
         </w:rPr>
-        <w:t>Evidence organization mindset: inventories, screenshots, logs, configuration baselines, and change tracking.</w:t>
+        <w:t>Utilized KQL to query logs within SIEM and EDR platforms for investigation and detection purposes.</w:t>
+      </w:r>
+    </w:p>
+    <w:p>
+      <w:r>
+        <w:rPr>
+          <w:b/>
+          <w:sz w:val="21"/>
+        </w:rPr>
+        <w:t>Company: Independent Consulting</w:t>
+        <w:tab/>
+        <w:t>Various</w:t>
+      </w:r>
+    </w:p>
+    <w:p>
+      <w:r>
+        <w:rPr>
+          <w:b/>
+          <w:sz w:val="21"/>
+        </w:rPr>
+        <w:t>Title: Software Engineer / Security &amp; Automation Consultant</w:t>
+      </w:r>
+    </w:p>
+    <w:p>
+      <w:r>
+        <w:rPr>
+          <w:b/>
+          <w:sz w:val="21"/>
+        </w:rPr>
+        <w:t>GRC / Audit Support:</w:t>
+      </w:r>
+    </w:p>
+    <w:p>
+      <w:pPr>
+        <w:pStyle w:val="ListBullet"/>
+      </w:pPr>
+      <w:r>
+        <w:rPr>
+          <w:sz w:val="21"/>
+        </w:rPr>
+        <w:t>Created evidence-friendly documentation, trackers, and structured reporting templates for assessments.</w:t>
+      </w:r>
+    </w:p>
+    <w:p>
+      <w:pPr>
+        <w:pStyle w:val="ListBullet"/>
+      </w:pPr>
+      <w:r>
+        <w:rPr>
+          <w:sz w:val="21"/>
+        </w:rPr>
+        <w:t>Supported remediation planning and follow-up workflows to drive closure and risk reduction.</w:t>
+      </w:r>
+    </w:p>
+    <w:p>
+      <w:pPr>
+        <w:pStyle w:val="ListBullet"/>
+      </w:pPr>
+      <w:r>
+        <w:rPr>
+          <w:sz w:val="21"/>
+        </w:rPr>
+        <w:t>Delivered client-facing software and automation solutions with strong documentation and handoff discipline.</w:t>
+      </w:r>
+    </w:p>
+    <w:p>
+      <w:pPr>
+        <w:pStyle w:val="ListBullet"/>
+      </w:pPr>
+      <w:r>
+        <w:rPr>
+          <w:sz w:val="21"/>
+        </w:rPr>
+        <w:t>Built repeatable workflows, templates, and operational guides to reduce friction and improve consistency.</w:t>
+      </w:r>
+    </w:p>
+    <w:p>
+      <w:pPr>
+        <w:pStyle w:val="ListBullet"/>
+      </w:pPr>
+      <w:r>
+        <w:rPr>
+          <w:sz w:val="21"/>
+        </w:rPr>
+        <w:t>Partnered directly with stakeholders; translated ambiguous needs into clear technical deliverables.</w:t>
+      </w:r>
+    </w:p>
+    <w:p>
+      <w:r>
+        <w:rPr>
+          <w:b/>
+          <w:sz w:val="21"/>
+        </w:rPr>
+        <w:t>Company: UTRS, Inc</w:t>
+        <w:tab/>
+        <w:t>2011 – 2025</w:t>
+      </w:r>
+    </w:p>
+    <w:p>
+      <w:r>
+        <w:rPr>
+          <w:b/>
+          <w:sz w:val="21"/>
+        </w:rPr>
+        <w:t>Title: Technical Systems Engineer / Trainer / Systems Architect</w:t>
+      </w:r>
+    </w:p>
+    <w:p>
+      <w:r>
+        <w:rPr>
+          <w:b/>
+          <w:sz w:val="21"/>
+        </w:rPr>
+        <w:t>Documentation &amp; Evidence Mindset:</w:t>
+      </w:r>
+    </w:p>
+    <w:p>
+      <w:pPr>
+        <w:pStyle w:val="ListBullet"/>
+      </w:pPr>
+      <w:r>
+        <w:rPr>
+          <w:sz w:val="21"/>
+        </w:rPr>
+        <w:t>Produced SOPs, deployment artifacts, and sustainment materials supporting audit readiness.</w:t>
+      </w:r>
+    </w:p>
+    <w:p>
+      <w:pPr>
+        <w:pStyle w:val="ListBullet"/>
+      </w:pPr>
+      <w:r>
+        <w:rPr>
+          <w:sz w:val="21"/>
+        </w:rPr>
+        <w:t>Organized system documentation and operational records to support compliance-aligned reporting.</w:t>
+      </w:r>
+    </w:p>
+    <w:p>
+      <w:pPr>
+        <w:pStyle w:val="ListBullet"/>
+      </w:pPr>
+      <w:r>
+        <w:rPr>
+          <w:sz w:val="21"/>
+        </w:rPr>
+        <w:t>Tracked issues and follow-ups using structured templates and clear written status updates.</w:t>
+      </w:r>
+    </w:p>
+    <w:p>
+      <w:r>
+        <w:rPr>
+          <w:b/>
+          <w:sz w:val="21"/>
+        </w:rPr>
+        <w:t>Secure Configuration Support:</w:t>
+      </w:r>
+    </w:p>
+    <w:p>
+      <w:pPr>
+        <w:pStyle w:val="ListBullet"/>
+      </w:pPr>
+      <w:r>
+        <w:rPr>
+          <w:sz w:val="21"/>
+        </w:rPr>
+        <w:t>Applied secure configuration practices and compliance expectations (DISA STIG alignment awareness) in deployments.</w:t>
+      </w:r>
+    </w:p>
+    <w:p>
+      <w:pPr>
+        <w:pStyle w:val="ListBullet"/>
+      </w:pPr>
+      <w:r>
+        <w:rPr>
+          <w:sz w:val="21"/>
+        </w:rPr>
+        <w:t>Supported remediation and reliability improvements through documentation-driven sustainment workflows.</w:t>
       </w:r>
     </w:p>
     <w:p>
@@ -200,6 +402,31 @@
       </w:r>
     </w:p>
     <w:p>
+      <w:r>
+        <w:rPr>
+          <w:b/>
+          <w:sz w:val="21"/>
+        </w:rPr>
+        <w:t>Portable Translator — Offline OCR + Translation Services</w:t>
+      </w:r>
+    </w:p>
+    <w:p>
+      <w:r>
+        <w:rPr>
+          <w:sz w:val="21"/>
+        </w:rPr>
+        <w:t>Source: github.com/brianhannigan/translator</w:t>
+      </w:r>
+    </w:p>
+    <w:p>
+      <w:r>
+        <w:rPr>
+          <w:sz w:val="21"/>
+        </w:rPr>
+        <w:t>Platforms and Technology Used: Python, REST APIs, Tesseract OCR, Local Translation Engines, Git, Windows/Linux</w:t>
+      </w:r>
+    </w:p>
+    <w:p>
       <w:pPr>
         <w:pStyle w:val="ListBullet"/>
       </w:pPr>
@@ -207,7 +434,126 @@
         <w:rPr>
           <w:sz w:val="21"/>
         </w:rPr>
-        <w:t>Portable Translator — reliable local services with logging, error handling, and repeatable startup workflows.</w:t>
+        <w:t>Designed and implemented Python-based REST services supporting OCR and AI translation workflows.</w:t>
+      </w:r>
+    </w:p>
+    <w:p>
+      <w:pPr>
+        <w:pStyle w:val="ListBullet"/>
+      </w:pPr>
+      <w:r>
+        <w:rPr>
+          <w:sz w:val="21"/>
+        </w:rPr>
+        <w:t>Built HTTP endpoints with structured JSON request/response handling and robust validation.</w:t>
+      </w:r>
+    </w:p>
+    <w:p>
+      <w:pPr>
+        <w:pStyle w:val="ListBullet"/>
+      </w:pPr>
+      <w:r>
+        <w:rPr>
+          <w:sz w:val="21"/>
+        </w:rPr>
+        <w:t>Integrated Tesseract OCR and local translation engines into modular, testable service boundaries.</w:t>
+      </w:r>
+    </w:p>
+    <w:p>
+      <w:pPr>
+        <w:pStyle w:val="ListBullet"/>
+      </w:pPr>
+      <w:r>
+        <w:rPr>
+          <w:sz w:val="21"/>
+        </w:rPr>
+        <w:t>Implemented logging, error handling, and process monitoring to improve reliability and debuggability.</w:t>
+      </w:r>
+    </w:p>
+    <w:p>
+      <w:pPr>
+        <w:pStyle w:val="ListBullet"/>
+      </w:pPr>
+      <w:r>
+        <w:rPr>
+          <w:sz w:val="21"/>
+        </w:rPr>
+        <w:t>Used Git for version control and maintained clean repo organization and documentation.</w:t>
+      </w:r>
+    </w:p>
+    <w:p>
+      <w:r>
+        <w:rPr>
+          <w:b/>
+          <w:sz w:val="23"/>
+        </w:rPr>
+        <w:t>CERTIFICATIONS</w:t>
+      </w:r>
+    </w:p>
+    <w:p>
+      <w:pPr>
+        <w:pStyle w:val="ListBullet"/>
+      </w:pPr>
+      <w:r>
+        <w:rPr>
+          <w:sz w:val="21"/>
+        </w:rPr>
+        <w:t>CompTIA Security+</w:t>
+      </w:r>
+    </w:p>
+    <w:p>
+      <w:pPr>
+        <w:pStyle w:val="ListBullet"/>
+      </w:pPr>
+      <w:r>
+        <w:rPr>
+          <w:sz w:val="21"/>
+        </w:rPr>
+        <w:t>InfraGard Member</w:t>
+      </w:r>
+    </w:p>
+    <w:p>
+      <w:pPr>
+        <w:pStyle w:val="ListBullet"/>
+      </w:pPr>
+      <w:r>
+        <w:rPr>
+          <w:sz w:val="21"/>
+        </w:rPr>
+        <w:t>SOC Core Skills</w:t>
+      </w:r>
+    </w:p>
+    <w:p>
+      <w:pPr>
+        <w:pStyle w:val="ListBullet"/>
+      </w:pPr>
+      <w:r>
+        <w:rPr>
+          <w:sz w:val="21"/>
+        </w:rPr>
+        <w:t>Active Defense &amp; Cyber Deception</w:t>
+      </w:r>
+    </w:p>
+    <w:p>
+      <w:pPr>
+        <w:pStyle w:val="ListBullet"/>
+      </w:pPr>
+      <w:r>
+        <w:rPr>
+          <w:sz w:val="21"/>
+        </w:rPr>
+        <w:t>Red Team Summit</w:t>
+      </w:r>
+    </w:p>
+    <w:p>
+      <w:pPr>
+        <w:pStyle w:val="ListBullet"/>
+      </w:pPr>
+      <w:r>
+        <w:rPr>
+          <w:sz w:val="21"/>
+        </w:rPr>
+        <w:t>Hacking Humans: Social Engineering &amp; Elicitation</w:t>
       </w:r>
     </w:p>
     <w:p>
@@ -227,7 +573,7 @@
         <w:rPr>
           <w:sz w:val="21"/>
         </w:rPr>
-        <w:t>M.Ed., Special Education — New Jersey City University</w:t>
+        <w:t>Master’s — New Jersey City University</w:t>
       </w:r>
     </w:p>
     <w:p>
@@ -238,16 +584,7 @@
         <w:rPr>
           <w:sz w:val="21"/>
         </w:rPr>
-        <w:t>B.S., Criminal Justice — University of Delaware</w:t>
-      </w:r>
-    </w:p>
-    <w:p>
-      <w:r>
-        <w:rPr>
-          <w:b/>
-          <w:sz w:val="23"/>
-        </w:rPr>
-        <w:t>CERTIFICATIONS &amp; PROFESSIONAL DEVELOPMENT</w:t>
+        <w:t>B.S. — University of Delaware</w:t>
       </w:r>
     </w:p>
     <w:p>
@@ -258,7 +595,335 @@
         <w:rPr>
           <w:sz w:val="21"/>
         </w:rPr>
-        <w:t>CompTIA Security+ • Active SOC/GRC course progression and portfolio-building</w:t>
+        <w:t>Programming Diploma — Chubb Institute</w:t>
+      </w:r>
+    </w:p>
+    <w:p>
+      <w:r>
+        <w:rPr>
+          <w:b/>
+          <w:sz w:val="23"/>
+        </w:rPr>
+        <w:t>ADDITIONAL SKILLS AND TECHNOLOGIES</w:t>
+      </w:r>
+    </w:p>
+    <w:p>
+      <w:pPr>
+        <w:pStyle w:val="ListBullet"/>
+      </w:pPr>
+      <w:r>
+        <w:rPr>
+          <w:sz w:val="21"/>
+        </w:rPr>
+        <w:t>Endpoint Detection and Response (concepts)</w:t>
+      </w:r>
+    </w:p>
+    <w:p>
+      <w:pPr>
+        <w:pStyle w:val="ListBullet"/>
+      </w:pPr>
+      <w:r>
+        <w:rPr>
+          <w:sz w:val="21"/>
+        </w:rPr>
+        <w:t>Vulnerability Management</w:t>
+      </w:r>
+    </w:p>
+    <w:p>
+      <w:pPr>
+        <w:pStyle w:val="ListBullet"/>
+      </w:pPr>
+      <w:r>
+        <w:rPr>
+          <w:sz w:val="21"/>
+        </w:rPr>
+        <w:t>CVE/CWE Concepts</w:t>
+      </w:r>
+    </w:p>
+    <w:p>
+      <w:pPr>
+        <w:pStyle w:val="ListBullet"/>
+      </w:pPr>
+      <w:r>
+        <w:rPr>
+          <w:sz w:val="21"/>
+        </w:rPr>
+        <w:t>CVSS Concepts</w:t>
+      </w:r>
+    </w:p>
+    <w:p>
+      <w:pPr>
+        <w:pStyle w:val="ListBullet"/>
+      </w:pPr>
+      <w:r>
+        <w:rPr>
+          <w:sz w:val="21"/>
+        </w:rPr>
+        <w:t>Risk Prioritization</w:t>
+      </w:r>
+    </w:p>
+    <w:p>
+      <w:pPr>
+        <w:pStyle w:val="ListBullet"/>
+      </w:pPr>
+      <w:r>
+        <w:rPr>
+          <w:sz w:val="21"/>
+        </w:rPr>
+        <w:t>Remediation Tracking</w:t>
+      </w:r>
+    </w:p>
+    <w:p>
+      <w:pPr>
+        <w:pStyle w:val="ListBullet"/>
+      </w:pPr>
+      <w:r>
+        <w:rPr>
+          <w:sz w:val="21"/>
+        </w:rPr>
+        <w:t>PowerShell Scripting</w:t>
+      </w:r>
+    </w:p>
+    <w:p>
+      <w:pPr>
+        <w:pStyle w:val="ListBullet"/>
+      </w:pPr>
+      <w:r>
+        <w:rPr>
+          <w:sz w:val="21"/>
+        </w:rPr>
+        <w:t>Bash Scripting</w:t>
+      </w:r>
+    </w:p>
+    <w:p>
+      <w:pPr>
+        <w:pStyle w:val="ListBullet"/>
+      </w:pPr>
+      <w:r>
+        <w:rPr>
+          <w:sz w:val="21"/>
+        </w:rPr>
+        <w:t>Firewall/NSG Configuration</w:t>
+      </w:r>
+    </w:p>
+    <w:p>
+      <w:pPr>
+        <w:pStyle w:val="ListBullet"/>
+      </w:pPr>
+      <w:r>
+        <w:rPr>
+          <w:sz w:val="21"/>
+        </w:rPr>
+        <w:t>DISA STIG Alignment (audit concepts)</w:t>
+      </w:r>
+    </w:p>
+    <w:p>
+      <w:pPr>
+        <w:pStyle w:val="ListBullet"/>
+      </w:pPr>
+      <w:r>
+        <w:rPr>
+          <w:sz w:val="21"/>
+        </w:rPr>
+        <w:t>NIST Concepts</w:t>
+      </w:r>
+    </w:p>
+    <w:p>
+      <w:pPr>
+        <w:pStyle w:val="ListBullet"/>
+      </w:pPr>
+      <w:r>
+        <w:rPr>
+          <w:sz w:val="21"/>
+        </w:rPr>
+        <w:t>HIPAA Concepts</w:t>
+      </w:r>
+    </w:p>
+    <w:p>
+      <w:pPr>
+        <w:pStyle w:val="ListBullet"/>
+      </w:pPr>
+      <w:r>
+        <w:rPr>
+          <w:sz w:val="21"/>
+        </w:rPr>
+        <w:t>SOC 2 Concepts</w:t>
+      </w:r>
+    </w:p>
+    <w:p>
+      <w:pPr>
+        <w:pStyle w:val="ListBullet"/>
+      </w:pPr>
+      <w:r>
+        <w:rPr>
+          <w:sz w:val="21"/>
+        </w:rPr>
+        <w:t>Audit Trail Mindset</w:t>
+      </w:r>
+    </w:p>
+    <w:p>
+      <w:pPr>
+        <w:pStyle w:val="ListBullet"/>
+      </w:pPr>
+      <w:r>
+        <w:rPr>
+          <w:sz w:val="21"/>
+        </w:rPr>
+        <w:t>REST APIs</w:t>
+      </w:r>
+    </w:p>
+    <w:p>
+      <w:pPr>
+        <w:pStyle w:val="ListBullet"/>
+      </w:pPr>
+      <w:r>
+        <w:rPr>
+          <w:sz w:val="21"/>
+        </w:rPr>
+        <w:t>JSON</w:t>
+      </w:r>
+    </w:p>
+    <w:p>
+      <w:pPr>
+        <w:pStyle w:val="ListBullet"/>
+      </w:pPr>
+      <w:r>
+        <w:rPr>
+          <w:sz w:val="21"/>
+        </w:rPr>
+        <w:t>HTTP</w:t>
+      </w:r>
+    </w:p>
+    <w:p>
+      <w:pPr>
+        <w:pStyle w:val="ListBullet"/>
+      </w:pPr>
+      <w:r>
+        <w:rPr>
+          <w:sz w:val="21"/>
+        </w:rPr>
+        <w:t>Python</w:t>
+      </w:r>
+    </w:p>
+    <w:p>
+      <w:pPr>
+        <w:pStyle w:val="ListBullet"/>
+      </w:pPr>
+      <w:r>
+        <w:rPr>
+          <w:sz w:val="21"/>
+        </w:rPr>
+        <w:t>SQL</w:t>
+      </w:r>
+    </w:p>
+    <w:p>
+      <w:pPr>
+        <w:pStyle w:val="ListBullet"/>
+      </w:pPr>
+      <w:r>
+        <w:rPr>
+          <w:sz w:val="21"/>
+        </w:rPr>
+        <w:t>Git</w:t>
+      </w:r>
+    </w:p>
+    <w:p>
+      <w:pPr>
+        <w:pStyle w:val="ListBullet"/>
+      </w:pPr>
+      <w:r>
+        <w:rPr>
+          <w:sz w:val="21"/>
+        </w:rPr>
+        <w:t>Docker</w:t>
+      </w:r>
+    </w:p>
+    <w:p>
+      <w:pPr>
+        <w:pStyle w:val="ListBullet"/>
+      </w:pPr>
+      <w:r>
+        <w:rPr>
+          <w:sz w:val="21"/>
+        </w:rPr>
+        <w:t>Microsoft Sentinel (dashboards/queries)</w:t>
+      </w:r>
+    </w:p>
+    <w:p>
+      <w:pPr>
+        <w:pStyle w:val="ListBullet"/>
+      </w:pPr>
+      <w:r>
+        <w:rPr>
+          <w:sz w:val="21"/>
+        </w:rPr>
+        <w:t>Microsoft Defender for Endpoint (detections)</w:t>
+      </w:r>
+    </w:p>
+    <w:p>
+      <w:pPr>
+        <w:pStyle w:val="ListBullet"/>
+      </w:pPr>
+      <w:r>
+        <w:rPr>
+          <w:sz w:val="21"/>
+        </w:rPr>
+        <w:t>KQL (investigation/detection queries)</w:t>
+      </w:r>
+    </w:p>
+    <w:p>
+      <w:pPr>
+        <w:pStyle w:val="ListBullet"/>
+      </w:pPr>
+      <w:r>
+        <w:rPr>
+          <w:sz w:val="21"/>
+        </w:rPr>
+        <w:t>Control Mapping</w:t>
+      </w:r>
+    </w:p>
+    <w:p>
+      <w:pPr>
+        <w:pStyle w:val="ListBullet"/>
+      </w:pPr>
+      <w:r>
+        <w:rPr>
+          <w:sz w:val="21"/>
+        </w:rPr>
+        <w:t>Gap Logs</w:t>
+      </w:r>
+    </w:p>
+    <w:p>
+      <w:pPr>
+        <w:pStyle w:val="ListBullet"/>
+      </w:pPr>
+      <w:r>
+        <w:rPr>
+          <w:sz w:val="21"/>
+        </w:rPr>
+        <w:t>Evidence Collection</w:t>
+      </w:r>
+    </w:p>
+    <w:p>
+      <w:pPr>
+        <w:pStyle w:val="ListBullet"/>
+      </w:pPr>
+      <w:r>
+        <w:rPr>
+          <w:sz w:val="21"/>
+        </w:rPr>
+        <w:t>Workpapers</w:t>
+      </w:r>
+    </w:p>
+    <w:p>
+      <w:pPr>
+        <w:pStyle w:val="ListBullet"/>
+      </w:pPr>
+      <w:r>
+        <w:rPr>
+          <w:sz w:val="21"/>
+        </w:rPr>
+        <w:t>Remediation Plans</w:t>
       </w:r>
     </w:p>
     <w:sectPr>
